--- a/engine/amoc_study/AMOC_Bibliography_03-09-2026.docx
+++ b/engine/amoc_study/AMOC_Bibliography_03-09-2026.docx
@@ -184,7 +184,7 @@
           <w:color w:val="1C3A36"/>
           <w:sz w:val="20"/>
         </w:rPr>
-        <w:t>THIS EDITION GOES ONE STEP FURTHER. The half-year results for 1 January to 30 June 2026, disclosed to the Egyptian Exchange on 29-30 July 2026 — one week before the anchor date — are restored to the record after the previous edition deleted them on a rule that treated "is it inside one of the four PDFs?" as the test for use. With them, a clean CONTIGUOUS twelve-month base year to 30 June 2026 exists and is the headline base. The disclosure is a press release, not a filing, and is flagged REPORTED wherever it is used; its gross-profit line is REJECTED on a coherence test recorded below and SOLVED from its own profit line instead. The fair-value estimate is EGP 9.91 in this edition, against EGP 7.16 in the audited nine-month edition and EGP 9.38 in the pre-filings edition — each restatement is itself part of the record and none is silently overwritten.</w:t>
+        <w:t>THIS EDITION GOES ONE STEP FURTHER. The half-year results for 1 January to 30 June 2026, disclosed to the Egyptian Exchange on 29-30 July 2026 — one week before the anchor date — are restored to the record after the previous edition deleted them on a rule that treated "is it inside one of the four PDFs?" as the test for use. With them, a clean CONTIGUOUS twelve-month base year to 30 June 2026 exists and is the headline base. The disclosure is a press release, not a filing, and is flagged REPORTED wherever it is used; its gross-profit line is REJECTED on a coherence test recorded below and SOLVED from its own profit line instead. The fair-value estimate is EGP 11.83 in this edition, against EGP 7.16 in the audited nine-month edition and EGP 9.38 in the pre-filings edition — each restatement is itself part of the record and none is silently overwritten.</w:t>
       </w:r>
     </w:p>
     <w:p>
@@ -2220,7 +2220,7 @@
                 <w:color w:val="1C3A36"/>
                 <w:sz w:val="15"/>
               </w:rPr>
-              <w:t>9.1</w:t>
+              <w:t>13.5</w:t>
             </w:r>
           </w:p>
         </w:tc>
@@ -2237,7 +2237,7 @@
                 <w:color w:val="1C3A36"/>
                 <w:sz w:val="15"/>
               </w:rPr>
-              <w:t>2026-08-06</w:t>
+              <w:t>2026-09-03</w:t>
             </w:r>
           </w:p>
         </w:tc>
@@ -2254,7 +2254,7 @@
                 <w:color w:val="1C3A36"/>
                 <w:sz w:val="15"/>
               </w:rPr>
-              <w:t>AMOC closing price on the Egyptian Exchange, 6 August 2026</w:t>
+              <w:t>AMOC closing price on the Egyptian Exchange, 3 September 2026, from the prices supplied by the principal and committed at engine/prices/SUPPLIED_03-09-2026.json</w:t>
             </w:r>
           </w:p>
         </w:tc>

--- a/engine/amoc_study/AMOC_Bibliography_03-09-2026.docx
+++ b/engine/amoc_study/AMOC_Bibliography_03-09-2026.docx
@@ -2254,7 +2254,7 @@
                 <w:color w:val="1C3A36"/>
                 <w:sz w:val="15"/>
               </w:rPr>
-              <w:t>AMOC closing price on the Egyptian Exchange, 3 September 2026, from the prices supplied by the principal and committed at engine/prices/SUPPLIED_03-09-2026.json</w:t>
+              <w:t>AMOC closing price on the Egyptian Exchange, 3 September 2026</w:t>
             </w:r>
           </w:p>
         </w:tc>

--- a/engine/amoc_study/AMOC_Bibliography_03-09-2026.docx
+++ b/engine/amoc_study/AMOC_Bibliography_03-09-2026.docx
@@ -184,7 +184,7 @@
           <w:color w:val="1C3A36"/>
           <w:sz w:val="20"/>
         </w:rPr>
-        <w:t>THIS EDITION GOES ONE STEP FURTHER. The half-year results for 1 January to 30 June 2026, disclosed to the Egyptian Exchange on 29-30 July 2026 — one week before the anchor date — are restored to the record after the previous edition deleted them on a rule that treated "is it inside one of the four PDFs?" as the test for use. With them, a clean CONTIGUOUS twelve-month base year to 30 June 2026 exists and is the headline base. The disclosure is a press release, not a filing, and is flagged REPORTED wherever it is used; its gross-profit line is REJECTED on a coherence test recorded below and SOLVED from its own profit line instead. The fair-value estimate is EGP 11.83 in this edition, against EGP 7.16 in the audited nine-month edition and EGP 9.38 in the pre-filings edition — each restatement is itself part of the record and none is silently overwritten.</w:t>
+        <w:t>THIS EDITION GOES ONE STEP FURTHER. The half-year results for 1 January to 30 June 2026, disclosed to the Egyptian Exchange on 29-30 July 2026 — one week before the anchor date — are restored to the record after the previous edition deleted them on a rule that treated "is it inside one of the four PDFs?" as the test for use. With them, a clean CONTIGUOUS twelve-month base year to 30 June 2026 exists and is the headline base. The disclosure is a press release, not a filing, and is flagged REPORTED wherever it is used; its gross-profit line is REJECTED on a coherence test recorded below and SOLVED from its own profit line instead. The fair-value estimate is EGP 11.40 in this edition, against EGP 7.16 in the audited nine-month edition and EGP 9.38 in the pre-filings edition — each restatement is itself part of the record and none is silently overwritten.</w:t>
       </w:r>
     </w:p>
     <w:p>
@@ -11712,7 +11712,7 @@
                 <w:color w:val="1C3A36"/>
                 <w:sz w:val="15"/>
               </w:rPr>
-              <w:t>1.33, 1.28, 1.12, 1.145, 1.13, 1.115, 1.1, 1.095</w:t>
+              <w:t>1.33, 1.28, 1.12, 1.16, 1.12, 1.09, 1.075, 1.07</w:t>
             </w:r>
           </w:p>
         </w:tc>
@@ -11729,7 +11729,7 @@
                 <w:color w:val="1C3A36"/>
                 <w:sz w:val="15"/>
               </w:rPr>
-              <w:t>2026-08-06</w:t>
+              <w:t>2026-09-02</w:t>
             </w:r>
           </w:p>
         </w:tc>
@@ -11746,7 +11746,7 @@
                 <w:color w:val="1C3A36"/>
                 <w:sz w:val="15"/>
               </w:rPr>
-              <w:t>Cumulative-year Egyptian inflation factors applied to the pound-denominated cost legs — salaries inside cost of sales, the other line, administrative and marketing expense, and capital expenditure. Historical years as printed, easing toward the central bank's published target thereafter</w:t>
+              <w:t>Cumulative-year Egyptian inflation factors applied to the pound-denominated cost legs — salaries inside cost of sales, the other line, administrative and marketing expense, and capital expenditure. The three HISTORICAL years are as printed. The five FORECAST years are the single Egyptian inflation path this series uses for every Egyptian company it values, read from that path rather than set for this study: no valuation here sets an inflation rate of its own, because a company cannot be valued in an economy the study beside it does not recognise. The path is the central bank's published disinflation ladder, and the years between published points are labelled as interpolated where they are</w:t>
             </w:r>
           </w:p>
         </w:tc>
@@ -12762,7 +12762,7 @@
                 <w:color w:val="1C3A36"/>
                 <w:sz w:val="15"/>
               </w:rPr>
-              <w:t>0.1171, 0.1024, 0.0878, 0.0732, 0.0683</w:t>
+              <w:t>0.1317, 0.0927, 0.0634, 0.0488, 0.0439</w:t>
             </w:r>
           </w:p>
         </w:tc>
@@ -12832,7 +12832,7 @@
                 <w:color w:val="1C3A36"/>
                 <w:sz w:val="15"/>
               </w:rPr>
-              <w:t>54.4, 59.97, 65.24, 70.01, 74.8</w:t>
+              <w:t>55.11, 60.22, 64.04, 67.17, 70.11</w:t>
             </w:r>
           </w:p>
         </w:tc>

--- a/engine/amoc_study/AMOC_Bibliography_03-09-2026.docx
+++ b/engine/amoc_study/AMOC_Bibliography_03-09-2026.docx
@@ -2080,7 +2080,7 @@
           <w:color w:val="1C3A36"/>
           <w:sz w:val="22"/>
         </w:rPr>
-        <w:t>Company layer — 130 inputs</w:t>
+        <w:t>Company layer — 131 inputs</w:t>
       </w:r>
     </w:p>
     <w:tbl>
@@ -10794,7 +10794,77 @@
                 <w:color w:val="1C3A36"/>
                 <w:sz w:val="15"/>
               </w:rPr>
-              <w:t>Non-controlling interest as a share of group profit after tax, six months to 31-Dec-2025 — DISCLOSED, not inferred. AMOC holds 86.45% of Alexandria Wax Products S.A.E. (note 1-2). The previous edition inferred 3.0% from the gap between consolidated and standalone profit; the filing says 4.645%</w:t>
+              <w:t>Non-controlling interest as a share of group profit after tax, six months to 31-Dec-2025 — DISCLOSED, not inferred. The holding in Alexandria Wax Products S.A.E. is registered separately as awp_stake. The previous edition inferred 3.0% from the gap between consolidated and standalone profit; the filing says 4.645%</w:t>
+            </w:r>
+          </w:p>
+        </w:tc>
+      </w:tr>
+      <w:tr>
+        <w:tc>
+          <w:tcPr>
+            <w:tcW w:type="dxa" w:w="2736"/>
+          </w:tcPr>
+          <w:p>
+            <w:pPr>
+              <w:spacing w:after="20"/>
+            </w:pPr>
+            <w:r>
+              <w:rPr>
+                <w:color w:val="1C3A36"/>
+                <w:sz w:val="15"/>
+              </w:rPr>
+              <w:t>awp_stake</w:t>
+            </w:r>
+          </w:p>
+        </w:tc>
+        <w:tc>
+          <w:tcPr>
+            <w:tcW w:type="dxa" w:w="2232"/>
+          </w:tcPr>
+          <w:p>
+            <w:pPr>
+              <w:spacing w:after="20"/>
+            </w:pPr>
+            <w:r>
+              <w:rPr>
+                <w:color w:val="1C3A36"/>
+                <w:sz w:val="15"/>
+              </w:rPr>
+              <w:t>0.8645</w:t>
+            </w:r>
+          </w:p>
+        </w:tc>
+        <w:tc>
+          <w:tcPr>
+            <w:tcW w:type="dxa" w:w="1368"/>
+          </w:tcPr>
+          <w:p>
+            <w:pPr>
+              <w:spacing w:after="20"/>
+            </w:pPr>
+            <w:r>
+              <w:rPr>
+                <w:color w:val="1C3A36"/>
+                <w:sz w:val="15"/>
+              </w:rPr>
+              <w:t>2025-12-31</w:t>
+            </w:r>
+          </w:p>
+        </w:tc>
+        <w:tc>
+          <w:tcPr>
+            <w:tcW w:type="dxa" w:w="3845"/>
+          </w:tcPr>
+          <w:p>
+            <w:pPr>
+              <w:spacing w:after="20"/>
+            </w:pPr>
+            <w:r>
+              <w:rPr>
+                <w:color w:val="1C3A36"/>
+                <w:sz w:val="15"/>
+              </w:rPr>
+              <w:t>AMOC's holding in Alexandria Wax Products S.A.E. (note 1-2). This is the counterpart of the non-controlling interest above: the 13.55% AMOC does not own is what the minority's share of profit and of the enterprise is struck on.</w:t>
             </w:r>
           </w:p>
         </w:tc>
@@ -13294,7 +13364,7 @@
           <w:color w:val="1C3A36"/>
           <w:sz w:val="22"/>
         </w:rPr>
-        <w:t>House layer — 24 inputs</w:t>
+        <w:t>House layer — 26 inputs</w:t>
       </w:r>
     </w:p>
     <w:tbl>
@@ -13399,6 +13469,146 @@
                 <w:sz w:val="15"/>
               </w:rPr>
               <w:t>Source and reasoning</w:t>
+            </w:r>
+          </w:p>
+        </w:tc>
+      </w:tr>
+      <w:tr>
+        <w:tc>
+          <w:tcPr>
+            <w:tcW w:type="dxa" w:w="2736"/>
+          </w:tcPr>
+          <w:p>
+            <w:pPr>
+              <w:spacing w:after="20"/>
+            </w:pPr>
+            <w:r>
+              <w:rPr>
+                <w:color w:val="1C3A36"/>
+                <w:sz w:val="15"/>
+              </w:rPr>
+              <w:t>gm_superseded_annualised</w:t>
+            </w:r>
+          </w:p>
+        </w:tc>
+        <w:tc>
+          <w:tcPr>
+            <w:tcW w:type="dxa" w:w="2232"/>
+          </w:tcPr>
+          <w:p>
+            <w:pPr>
+              <w:spacing w:after="20"/>
+            </w:pPr>
+            <w:r>
+              <w:rPr>
+                <w:color w:val="1C3A36"/>
+                <w:sz w:val="15"/>
+              </w:rPr>
+              <w:t>0.0708</w:t>
+            </w:r>
+          </w:p>
+        </w:tc>
+        <w:tc>
+          <w:tcPr>
+            <w:tcW w:type="dxa" w:w="1368"/>
+          </w:tcPr>
+          <w:p>
+            <w:pPr>
+              <w:spacing w:after="20"/>
+            </w:pPr>
+            <w:r>
+              <w:rPr>
+                <w:color w:val="1C3A36"/>
+                <w:sz w:val="15"/>
+              </w:rPr>
+              <w:t>2026-08-06</w:t>
+            </w:r>
+          </w:p>
+        </w:tc>
+        <w:tc>
+          <w:tcPr>
+            <w:tcW w:type="dxa" w:w="3845"/>
+          </w:tcPr>
+          <w:p>
+            <w:pPr>
+              <w:spacing w:after="20"/>
+            </w:pPr>
+            <w:r>
+              <w:rPr>
+                <w:color w:val="1C3A36"/>
+                <w:sz w:val="15"/>
+              </w:rPr>
+              <w:t>Base-year gross margin published by the 06-08-2026 edition of this study, which built revenue from the six-month product table doubled while annualising cost of sales from nine months by four thirds — so it corresponded to no filed period at all. Quoted in section 1.2 to show what changed; not an input to anything.</w:t>
+            </w:r>
+          </w:p>
+        </w:tc>
+      </w:tr>
+      <w:tr>
+        <w:tc>
+          <w:tcPr>
+            <w:tcW w:type="dxa" w:w="2736"/>
+          </w:tcPr>
+          <w:p>
+            <w:pPr>
+              <w:spacing w:after="20"/>
+            </w:pPr>
+            <w:r>
+              <w:rPr>
+                <w:color w:val="1C3A36"/>
+                <w:sz w:val="15"/>
+              </w:rPr>
+              <w:t>tv_share_superseded</w:t>
+            </w:r>
+          </w:p>
+        </w:tc>
+        <w:tc>
+          <w:tcPr>
+            <w:tcW w:type="dxa" w:w="2232"/>
+          </w:tcPr>
+          <w:p>
+            <w:pPr>
+              <w:spacing w:after="20"/>
+            </w:pPr>
+            <w:r>
+              <w:rPr>
+                <w:color w:val="1C3A36"/>
+                <w:sz w:val="15"/>
+              </w:rPr>
+              <w:t>0.587</w:t>
+            </w:r>
+          </w:p>
+        </w:tc>
+        <w:tc>
+          <w:tcPr>
+            <w:tcW w:type="dxa" w:w="1368"/>
+          </w:tcPr>
+          <w:p>
+            <w:pPr>
+              <w:spacing w:after="20"/>
+            </w:pPr>
+            <w:r>
+              <w:rPr>
+                <w:color w:val="1C3A36"/>
+                <w:sz w:val="15"/>
+              </w:rPr>
+              <w:t>2026-08-06</w:t>
+            </w:r>
+          </w:p>
+        </w:tc>
+        <w:tc>
+          <w:tcPr>
+            <w:tcW w:type="dxa" w:w="3845"/>
+          </w:tcPr>
+          <w:p>
+            <w:pPr>
+              <w:spacing w:after="20"/>
+            </w:pPr>
+            <w:r>
+              <w:rPr>
+                <w:color w:val="1C3A36"/>
+                <w:sz w:val="15"/>
+              </w:rPr>
+              <w:t>Terminal value as a share of enterprise value in the 06-08-2026 edition, before the terminal return was struck on invested capital at REPLACEMENT cost. Quoted in section 1.9 to show the direction of the change; not an input to anything.</w:t>
             </w:r>
           </w:p>
         </w:tc>

--- a/engine/amoc_study/AMOC_Bibliography_03-09-2026.docx
+++ b/engine/amoc_study/AMOC_Bibliography_03-09-2026.docx
@@ -184,7 +184,7 @@
           <w:color w:val="1C3A36"/>
           <w:sz w:val="20"/>
         </w:rPr>
-        <w:t>THIS EDITION GOES ONE STEP FURTHER. The half-year results for 1 January to 30 June 2026, disclosed to the Egyptian Exchange on 29-30 July 2026 — one week before the anchor date — are restored to the record after the previous edition deleted them on a rule that treated "is it inside one of the four PDFs?" as the test for use. With them, a clean CONTIGUOUS twelve-month base year to 30 June 2026 exists and is the headline base. The disclosure is a press release, not a filing, and is flagged REPORTED wherever it is used; its gross-profit line is REJECTED on a coherence test recorded below and SOLVED from its own profit line instead. The fair-value estimate is EGP 11.40 in this edition, against EGP 7.16 in the audited nine-month edition and EGP 9.38 in the pre-filings edition — each restatement is itself part of the record and none is silently overwritten.</w:t>
+        <w:t>THIS EDITION GOES ONE STEP FURTHER. The half-year results for 1 January to 30 June 2026, disclosed to the Egyptian Exchange on 29-30 July 2026 — one week before the anchor date — are restored to the record after the previous edition deleted them on a rule that treated "is it inside one of the four PDFs?" as the test for use. With them, a clean CONTIGUOUS twelve-month base year to 30 June 2026 exists and is the headline base. The disclosure is a press release, not a filing, and is flagged REPORTED wherever it is used; its gross-profit line is REJECTED on a coherence test recorded below and SOLVED from its own profit line instead. The fair-value estimate is EGP 17.63 in this edition, against EGP 7.16 in the audited nine-month edition and EGP 9.38 in the pre-filings edition — each restatement is itself part of the record and none is silently overwritten.</w:t>
       </w:r>
     </w:p>
     <w:p>
@@ -11144,7 +11144,7 @@
                 <w:color w:val="1C3A36"/>
                 <w:sz w:val="15"/>
               </w:rPr>
-              <w:t>Volume growth by audited product line: FLAT, every line, every year. The previous edition grew every line (oils +4.5%, wax +7.0%, fuel oil +3.0% in year one) and justified the ranking from the value growth printed between two disclosed HALVES. The company's own audited annual record for FY2021-FY2025 says the opposite: total sales tonnage ran 1,492 / 1,548 / 1,449 / 1,433 / 1,262 thousand tonnes, a fall of 18.5% from the FY2022 peak, and six of the eight lines shrank over FY2022-FY2025 (gas oil -8.3% a year, naphtha -7.4%, fuel oil -6.4%, heavy fuel oil -28.2%; only wax +1.1% and LPG +1.7% grew). FLAT IS NOT A NEUTRAL ASSUMPTION HERE, IT IS ALREADY THE OPTIMISTIC ONE: the base year is the transition half annualised at 1,616 thousand tonnes, which is 12.5% ABOVE the five-year mean of 1,437 and above every full year in the record. Holding it flat assumes the rebound printed in one half persists. The bear case reverts toward the five-year mean and the lever is sensitised end to end</w:t>
+              <w:t>Volume growth by audited product line: FLAT, every line, every year. The previous edition grew every line (oils +4.5%, wax +7.0%, fuel oil +3.0% in year one) and justified the ranking from the value growth printed between two disclosed HALVES. The company's own audited annual record for FY2021-FY2025 says the opposite: total sales tonnage ran 1,492 / 1,548 / 1,449 / 1,433 / 1,262 thousand tonnes, a fall of 18.5% from the FY2022 peak, and six of the eight lines shrank over FY2022-FY2025 while wax and LPG grew. THE PER-LINE COMPOUND RATES ARE NO LONGER PRINTED [08-09-2026]. This note used to give four of them to a decimal place, and NOTHING IN THIS REPOSITORY CARRIES THE SERIES THEY COME FROM: the three committed filings are two December-2025 statements and one June-2025, note 14-A gives one half's tonnage by line with a value-only comparative, and FY2022 to FY2024 per-line tonnage is in filings this study does not hold. The prose check caught one of the four and the other three were unflagged rather than verified. Under SIGCM a figure this desk cannot source is a figure it does not print, so the DIRECTION survives — six lines down, two up, and that is what the argument needs — and the decimals go. The five annual totals above stand on the same footing and are ESCALATED rather than removed, because the bear case is anchored to them. FLAT IS NOT A NEUTRAL ASSUMPTION HERE, IT IS ALREADY THE OPTIMISTIC ONE: the base year is the transition half annualised at 1,616 thousand tonnes, which is 12.5% ABOVE the five-year mean of 1,437 and above every full year in the record. Holding it flat assumes the rebound printed in one half persists. The bear case cuts tonnage harder than that mean requires and the lever is sensitised end to end</w:t>
             </w:r>
           </w:p>
         </w:tc>
@@ -11320,7 +11320,7 @@
                 <w:color w:val="1C3A36"/>
                 <w:sz w:val="15"/>
               </w:rPr>
-              <w:t>0.908</w:t>
+              <w:t>0.9063</w:t>
             </w:r>
           </w:p>
         </w:tc>
@@ -11337,7 +11337,7 @@
                 <w:color w:val="1C3A36"/>
                 <w:sz w:val="15"/>
               </w:rPr>
-              <w:t>2026-07-22</w:t>
+              <w:t>2026-09-08</w:t>
             </w:r>
           </w:p>
         </w:tc>
@@ -11354,7 +11354,7 @@
                 <w:color w:val="1C3A36"/>
                 <w:sz w:val="15"/>
               </w:rPr>
-              <w:t>Own-stock tier-1 regression, AMOC weekly log-returns against the EGX30 — the published index of the exchange AMOC is listed on, series as of 22 July 2026. R-squared 0.259, n = 253, standard error 0.165, 90% confidence interval [0.637, 1.179], Blume cross-check 0.939. Passes the usability gate. THIS REPLACES the previous edition's 0.9405, which was regressed against a 33-name equal-weight composite of the covered Egyptian names — a coverage artefact rather than a market, and a source-integrity failure whatever number it produced. The correction is small on this name, -3.5% on beta and under a percent on fair value; it is made because the provenance was wrong, not because the answer was</w:t>
+              <w:t>Own-stock tier-1 regression, AMOC weekly log-returns against raw_indices/EG/EGX30.csv — the published index of the exchange AMOC is listed on, series as of 2026-09-08, resolved by beta_regression.own_stock_beta() rather than hand-rolled. R-squared 0.236, n = 256, standard error 0.175, 90% confidence interval [0.619, 1.193]. Passes the usability gate. THIS REPLACES the previous edition's 0.9405, which was regressed against a 33-name equal-weight composite of the covered Egyptian names — a coverage artefact rather than a market, and a source-integrity failure whatever number it produced. The correction is small on this name and it is made because the provenance was wrong, not because the answer was.</w:t>
             </w:r>
           </w:p>
         </w:tc>
@@ -15726,7 +15726,7 @@
                 <w:color w:val="1C3A36"/>
                 <w:sz w:val="15"/>
               </w:rPr>
-              <w:t>NOT FOUND. Held at 4.6% and sensitised to 6%, which moves the answer by -3.2%</w:t>
+              <w:t>NOT FOUND. Held at 4.6% and sensitised to 6%, which moves the answer by -3.1%</w:t>
             </w:r>
           </w:p>
         </w:tc>
